--- a/projects/valuepickr-open-screen/docs/Sona BLW Precision Forgings Ltd.docx
+++ b/projects/valuepickr-open-screen/docs/Sona BLW Precision Forgings Ltd.docx
@@ -259,6 +259,624 @@
         <w:spacing w:after="120" w:before="280"/>
       </w:pPr>
       <w:r>
+        <w:t xml:space="preserve">Guidance &amp; Expectation Gap</w:t>
+      </w:r>
+    </w:p>
+    <w:p>
+      <w:pPr>
+        <w:spacing w:after="120"/>
+      </w:pPr>
+      <w:r>
+        <w:rPr>
+          <w:i/>
+          <w:iCs/>
+          <w:color w:val="666666"/>
+          <w:sz w:val="18"/>
+          <w:szCs w:val="18"/>
+        </w:rPr>
+        <w:t xml:space="preserve">Management guidance decoded into commitments, graded on the expectation → action → operational → commercial → financial ladder, then compared to what the current price appears to assume. Method: playbook/guidance-and-expectation-gap.md.</w:t>
+      </w:r>
+    </w:p>
+    <w:p>
+      <w:pPr>
+        <w:spacing w:after="120"/>
+      </w:pPr>
+      <w:r>
+        <w:rPr>
+          <w:b/>
+          <w:bCs/>
+          <w:sz w:val="20"/>
+          <w:szCs w:val="20"/>
+        </w:rPr>
+        <w:t xml:space="preserve">Market expectation vs. our path:</w:t>
+      </w:r>
+    </w:p>
+    <w:tbl>
+      <w:tblPr>
+        <w:tblW w:type="dxa" w:w="9000"/>
+        <w:tblBorders>
+          <w:top w:val="single" w:color="auto" w:sz="4"/>
+          <w:left w:val="single" w:color="auto" w:sz="4"/>
+          <w:bottom w:val="single" w:color="auto" w:sz="4"/>
+          <w:right w:val="single" w:color="auto" w:sz="4"/>
+          <w:insideH w:val="single" w:color="auto" w:sz="4"/>
+          <w:insideV w:val="single" w:color="auto" w:sz="4"/>
+        </w:tblBorders>
+      </w:tblPr>
+      <w:tblGrid>
+        <w:gridCol w:w="3200"/>
+        <w:gridCol w:w="5800"/>
+      </w:tblGrid>
+      <w:tr>
+        <w:tc>
+          <w:tcPr>
+            <w:tcW w:type="dxa" w:w="3200"/>
+            <w:shd w:fill="F2F2F2" w:val="clear"/>
+          </w:tcPr>
+          <w:p>
+            <w:r>
+              <w:rPr>
+                <w:b/>
+                <w:bCs/>
+              </w:rPr>
+              <w:t xml:space="preserve">As of</w:t>
+            </w:r>
+          </w:p>
+        </w:tc>
+        <w:tc>
+          <w:tcPr>
+            <w:tcW w:type="dxa" w:w="5800"/>
+          </w:tcPr>
+          <w:p>
+            <w:r>
+              <w:t xml:space="preserve">2026-09-09</w:t>
+            </w:r>
+          </w:p>
+        </w:tc>
+      </w:tr>
+      <w:tr>
+        <w:tc>
+          <w:tcPr>
+            <w:tcW w:type="dxa" w:w="3200"/>
+            <w:shd w:fill="F2F2F2" w:val="clear"/>
+          </w:tcPr>
+          <w:p>
+            <w:r>
+              <w:rPr>
+                <w:b/>
+                <w:bCs/>
+              </w:rPr>
+              <w:t xml:space="preserve">Price / multiple</w:t>
+            </w:r>
+          </w:p>
+        </w:tc>
+        <w:tc>
+          <w:tcPr>
+            <w:tcW w:type="dxa" w:w="5800"/>
+          </w:tcPr>
+          <w:p>
+            <w:r>
+              <w:t xml:space="preserve">Rs 800 · 68.7x P/E · 35x EV/EBITDA</w:t>
+            </w:r>
+          </w:p>
+        </w:tc>
+      </w:tr>
+      <w:tr>
+        <w:tc>
+          <w:tcPr>
+            <w:tcW w:type="dxa" w:w="3200"/>
+            <w:shd w:fill="F2F2F2" w:val="clear"/>
+          </w:tcPr>
+          <w:p>
+            <w:r>
+              <w:rPr>
+                <w:b/>
+                <w:bCs/>
+              </w:rPr>
+              <w:t xml:space="preserve">Right valuation lens</w:t>
+            </w:r>
+          </w:p>
+        </w:tc>
+        <w:tc>
+          <w:tcPr>
+            <w:tcW w:type="dxa" w:w="5800"/>
+          </w:tcPr>
+          <w:p>
+            <w:r>
+              <w:t xml:space="preserve">P/E</w:t>
+            </w:r>
+          </w:p>
+        </w:tc>
+      </w:tr>
+      <w:tr>
+        <w:tc>
+          <w:tcPr>
+            <w:tcW w:type="dxa" w:w="3200"/>
+            <w:shd w:fill="F2F2F2" w:val="clear"/>
+          </w:tcPr>
+          <w:p>
+            <w:r>
+              <w:rPr>
+                <w:b/>
+                <w:bCs/>
+              </w:rPr>
+              <w:t xml:space="preserve">Price implies</w:t>
+            </w:r>
+          </w:p>
+        </w:tc>
+        <w:tc>
+          <w:tcPr>
+            <w:tcW w:type="dxa" w:w="5800"/>
+          </w:tcPr>
+          <w:p>
+            <w:r>
+              <w:t xml:space="preserve">~69x trailing earnings; even on a generous ~35x exit for a high-quality auto-tech franchise this needs ~30%+ EPS CAGR sustained for 4-5 years plus the railway/robotics/Denso legs converting -- a demanding bar with EV demand choppy and OPM compressing</w:t>
+            </w:r>
+          </w:p>
+        </w:tc>
+      </w:tr>
+      <w:tr>
+        <w:tc>
+          <w:tcPr>
+            <w:tcW w:type="dxa" w:w="3200"/>
+            <w:shd w:fill="F2F2F2" w:val="clear"/>
+          </w:tcPr>
+          <w:p>
+            <w:r>
+              <w:rPr>
+                <w:b/>
+                <w:bCs/>
+              </w:rPr>
+              <w:t xml:space="preserve">Our FY27</w:t>
+            </w:r>
+          </w:p>
+        </w:tc>
+        <w:tc>
+          <w:tcPr>
+            <w:tcW w:type="dxa" w:w="5800"/>
+          </w:tcPr>
+          <w:p>
+            <w:r>
+              <w:t xml:space="preserve">revenue +20-25% (EV content growth + railway ramp), OPM ~23-24% (further mix / gross-margin pressure), PAT +18-22%</w:t>
+            </w:r>
+          </w:p>
+        </w:tc>
+      </w:tr>
+      <w:tr>
+        <w:tc>
+          <w:tcPr>
+            <w:tcW w:type="dxa" w:w="3200"/>
+            <w:shd w:fill="F2F2F2" w:val="clear"/>
+          </w:tcPr>
+          <w:p>
+            <w:r>
+              <w:rPr>
+                <w:b/>
+                <w:bCs/>
+              </w:rPr>
+              <w:t xml:space="preserve">Our FY28</w:t>
+            </w:r>
+          </w:p>
+        </w:tc>
+        <w:tc>
+          <w:tcPr>
+            <w:tcW w:type="dxa" w:w="5800"/>
+          </w:tcPr>
+          <w:p>
+            <w:r>
+              <w:t xml:space="preserve">growth sustained if robotics + Denso JV + railway scale; Europe (~25% of revenue) EV demand and the ~Rs 2,500 Cr order-book pruning are risks to the trajectory</w:t>
+            </w:r>
+          </w:p>
+        </w:tc>
+      </w:tr>
+      <w:tr>
+        <w:tc>
+          <w:tcPr>
+            <w:tcW w:type="dxa" w:w="3200"/>
+            <w:shd w:fill="F2F2F2" w:val="clear"/>
+          </w:tcPr>
+          <w:p>
+            <w:r>
+              <w:rPr>
+                <w:b/>
+                <w:bCs/>
+              </w:rPr>
+              <w:t xml:space="preserve">Gap direction</w:t>
+            </w:r>
+          </w:p>
+        </w:tc>
+        <w:tc>
+          <w:tcPr>
+            <w:tcW w:type="dxa" w:w="5800"/>
+          </w:tcPr>
+          <w:p>
+            <w:r>
+              <w:t xml:space="preserve">priced-in</w:t>
+            </w:r>
+          </w:p>
+        </w:tc>
+      </w:tr>
+      <w:tr>
+        <w:tc>
+          <w:tcPr>
+            <w:tcW w:type="dxa" w:w="3200"/>
+            <w:shd w:fill="F2F2F2" w:val="clear"/>
+          </w:tcPr>
+          <w:p>
+            <w:r>
+              <w:rPr>
+                <w:b/>
+                <w:bCs/>
+              </w:rPr>
+              <w:t xml:space="preserve">Gap type</w:t>
+            </w:r>
+          </w:p>
+        </w:tc>
+        <w:tc>
+          <w:tcPr>
+            <w:tcW w:type="dxa" w:w="5800"/>
+          </w:tcPr>
+          <w:p>
+            <w:r>
+              <w:t xml:space="preserve">duration</w:t>
+            </w:r>
+          </w:p>
+        </w:tc>
+      </w:tr>
+      <w:tr>
+        <w:tc>
+          <w:tcPr>
+            <w:tcW w:type="dxa" w:w="3200"/>
+            <w:shd w:fill="F2F2F2" w:val="clear"/>
+          </w:tcPr>
+          <w:p>
+            <w:r>
+              <w:rPr>
+                <w:b/>
+                <w:bCs/>
+              </w:rPr>
+              <w:t xml:space="preserve">Gap magnitude</w:t>
+            </w:r>
+          </w:p>
+        </w:tc>
+        <w:tc>
+          <w:tcPr>
+            <w:tcW w:type="dxa" w:w="5800"/>
+          </w:tcPr>
+          <w:p>
+            <w:r>
+              <w:t xml:space="preserve">not estimable</w:t>
+            </w:r>
+          </w:p>
+        </w:tc>
+      </w:tr>
+      <w:tr>
+        <w:tc>
+          <w:tcPr>
+            <w:tcW w:type="dxa" w:w="3200"/>
+            <w:shd w:fill="F2F2F2" w:val="clear"/>
+          </w:tcPr>
+          <w:p>
+            <w:r>
+              <w:rPr>
+                <w:b/>
+                <w:bCs/>
+              </w:rPr>
+              <w:t xml:space="preserve">Gap basis</w:t>
+            </w:r>
+          </w:p>
+        </w:tc>
+        <w:tc>
+          <w:tcPr>
+            <w:tcW w:type="dxa" w:w="5800"/>
+          </w:tcPr>
+          <w:p>
+            <w:r>
+              <w:t xml:space="preserve">the ~69x multiple already embeds years of 25-30%+ compounding plus new-business optionality; our base case matches the compounding but the size (~Rs 50,000 Cr mcap), OPM compression and choppy EV demand mean the optionality does not create a positive gap</w:t>
+            </w:r>
+          </w:p>
+        </w:tc>
+      </w:tr>
+      <w:tr>
+        <w:tc>
+          <w:tcPr>
+            <w:tcW w:type="dxa" w:w="3200"/>
+            <w:shd w:fill="F2F2F2" w:val="clear"/>
+          </w:tcPr>
+          <w:p>
+            <w:r>
+              <w:rPr>
+                <w:b/>
+                <w:bCs/>
+              </w:rPr>
+              <w:t xml:space="preserve">Evidence quality</w:t>
+            </w:r>
+          </w:p>
+        </w:tc>
+        <w:tc>
+          <w:tcPr>
+            <w:tcW w:type="dxa" w:w="5800"/>
+          </w:tcPr>
+          <w:p>
+            <w:r>
+              <w:t xml:space="preserve">moderate</w:t>
+            </w:r>
+          </w:p>
+        </w:tc>
+      </w:tr>
+    </w:tbl>
+    <w:p>
+      <w:pPr>
+        <w:spacing w:after="120"/>
+      </w:pPr>
+      <w:r>
+        <w:rPr>
+          <w:i/>
+          <w:iCs/>
+          <w:color w:val="666666"/>
+          <w:sz w:val="16"/>
+          <w:szCs w:val="16"/>
+        </w:rPr>
+        <w:t xml:space="preserve">no broker consensus; implied path is a reverse-P/E estimate + screener.in forward figures + VP thread view</w:t>
+      </w:r>
+    </w:p>
+    <w:p>
+      <w:pPr>
+        <w:pStyle w:val="Heading1"/>
+        <w:spacing w:after="120" w:before="280"/>
+      </w:pPr>
+      <w:r>
+        <w:t xml:space="preserve">Ishmohit-Lens Checks (value chain · earnings quality · growth trajectory · management · quality metrics · track record · global-signal check)</w:t>
+      </w:r>
+    </w:p>
+    <w:p>
+      <w:pPr>
+        <w:spacing w:after="120"/>
+      </w:pPr>
+      <w:r>
+        <w:rPr>
+          <w:i/>
+          <w:iCs/>
+          <w:color w:val="666666"/>
+          <w:sz w:val="18"/>
+          <w:szCs w:val="18"/>
+        </w:rPr>
+        <w:t xml:space="preserve">Extra checks drawn from @ishmohit1 / SOIC methodology (playbook/ishmohit-soic-style.md): where the company sits in its value chain and what the supply side is doing, whether a margin/PAT inflection is structural or a cyclical peak, the rate-of-change of growth vs. what the multiple demands, and management quality as a positive attribute.</w:t>
+      </w:r>
+    </w:p>
+    <w:p>
+      <w:pPr>
+        <w:spacing w:after="120"/>
+      </w:pPr>
+      <w:r>
+        <w:rPr>
+          <w:b/>
+          <w:bCs/>
+          <w:sz w:val="20"/>
+          <w:szCs w:val="20"/>
+        </w:rPr>
+        <w:t xml:space="preserve">Quality metrics (ROCE · debt · FCF · margin · capex):</w:t>
+      </w:r>
+    </w:p>
+    <w:tbl>
+      <w:tblPr>
+        <w:tblW w:type="dxa" w:w="9000"/>
+        <w:tblBorders>
+          <w:top w:val="single" w:color="auto" w:sz="4"/>
+          <w:left w:val="single" w:color="auto" w:sz="4"/>
+          <w:bottom w:val="single" w:color="auto" w:sz="4"/>
+          <w:right w:val="single" w:color="auto" w:sz="4"/>
+          <w:insideH w:val="single" w:color="auto" w:sz="4"/>
+          <w:insideV w:val="single" w:color="auto" w:sz="4"/>
+        </w:tblBorders>
+      </w:tblPr>
+      <w:tblGrid>
+        <w:gridCol w:w="3200"/>
+        <w:gridCol w:w="5800"/>
+      </w:tblGrid>
+      <w:tr>
+        <w:tc>
+          <w:tcPr>
+            <w:tcW w:type="dxa" w:w="3200"/>
+            <w:shd w:fill="F2F2F2" w:val="clear"/>
+          </w:tcPr>
+          <w:p>
+            <w:r>
+              <w:rPr>
+                <w:b/>
+                <w:bCs/>
+              </w:rPr>
+              <w:t xml:space="preserve">Assessment</w:t>
+            </w:r>
+          </w:p>
+        </w:tc>
+        <w:tc>
+          <w:tcPr>
+            <w:tcW w:type="dxa" w:w="5800"/>
+          </w:tcPr>
+          <w:p>
+            <w:r>
+              <w:t xml:space="preserve">neutral</w:t>
+            </w:r>
+          </w:p>
+        </w:tc>
+      </w:tr>
+      <w:tr>
+        <w:tc>
+          <w:tcPr>
+            <w:tcW w:type="dxa" w:w="3200"/>
+            <w:shd w:fill="F2F2F2" w:val="clear"/>
+          </w:tcPr>
+          <w:p>
+            <w:r>
+              <w:rPr>
+                <w:b/>
+                <w:bCs/>
+              </w:rPr>
+              <w:t xml:space="preserve">ROCE</w:t>
+            </w:r>
+          </w:p>
+        </w:tc>
+        <w:tc>
+          <w:tcPr>
+            <w:tcW w:type="dxa" w:w="5800"/>
+          </w:tcPr>
+          <w:p>
+            <w:r>
+              <w:t xml:space="preserve">17.8% (stable)</w:t>
+            </w:r>
+          </w:p>
+        </w:tc>
+      </w:tr>
+      <w:tr>
+        <w:tc>
+          <w:tcPr>
+            <w:tcW w:type="dxa" w:w="3200"/>
+            <w:shd w:fill="F2F2F2" w:val="clear"/>
+          </w:tcPr>
+          <w:p>
+            <w:r>
+              <w:rPr>
+                <w:b/>
+                <w:bCs/>
+              </w:rPr>
+              <w:t xml:space="preserve">Leverage</w:t>
+            </w:r>
+          </w:p>
+        </w:tc>
+        <w:tc>
+          <w:tcPr>
+            <w:tcW w:type="dxa" w:w="5800"/>
+          </w:tcPr>
+          <w:p>
+            <w:r>
+              <w:t xml:space="preserve">Net debt/EBITDA 0.4x</w:t>
+            </w:r>
+          </w:p>
+        </w:tc>
+      </w:tr>
+      <w:tr>
+        <w:tc>
+          <w:tcPr>
+            <w:tcW w:type="dxa" w:w="3200"/>
+            <w:shd w:fill="F2F2F2" w:val="clear"/>
+          </w:tcPr>
+          <w:p>
+            <w:r>
+              <w:rPr>
+                <w:b/>
+                <w:bCs/>
+              </w:rPr>
+              <w:t xml:space="preserve">FCF conversion</w:t>
+            </w:r>
+          </w:p>
+        </w:tc>
+        <w:tc>
+          <w:tcPr>
+            <w:tcW w:type="dxa" w:w="5800"/>
+          </w:tcPr>
+          <w:p>
+            <w:r>
+              <w:t xml:space="preserve">-57%</w:t>
+            </w:r>
+          </w:p>
+        </w:tc>
+      </w:tr>
+      <w:tr>
+        <w:tc>
+          <w:tcPr>
+            <w:tcW w:type="dxa" w:w="3200"/>
+            <w:shd w:fill="F2F2F2" w:val="clear"/>
+          </w:tcPr>
+          <w:p>
+            <w:r>
+              <w:rPr>
+                <w:b/>
+                <w:bCs/>
+              </w:rPr>
+              <w:t xml:space="preserve">Margin trend</w:t>
+            </w:r>
+          </w:p>
+        </w:tc>
+        <w:tc>
+          <w:tcPr>
+            <w:tcW w:type="dxa" w:w="5800"/>
+          </w:tcPr>
+          <w:p>
+            <w:r>
+              <w:t xml:space="preserve">contracting</w:t>
+            </w:r>
+          </w:p>
+        </w:tc>
+      </w:tr>
+      <w:tr>
+        <w:tc>
+          <w:tcPr>
+            <w:tcW w:type="dxa" w:w="3200"/>
+            <w:shd w:fill="F2F2F2" w:val="clear"/>
+          </w:tcPr>
+          <w:p>
+            <w:r>
+              <w:rPr>
+                <w:b/>
+                <w:bCs/>
+              </w:rPr>
+              <w:t xml:space="preserve">Capex efficiency</w:t>
+            </w:r>
+          </w:p>
+        </w:tc>
+        <w:tc>
+          <w:tcPr>
+            <w:tcW w:type="dxa" w:w="5800"/>
+          </w:tcPr>
+          <w:p>
+            <w:r>
+              <w:t xml:space="preserve">neutral</w:t>
+            </w:r>
+          </w:p>
+        </w:tc>
+      </w:tr>
+    </w:tbl>
+    <w:p>
+      <w:pPr>
+        <w:spacing w:after="60" w:before="120"/>
+      </w:pPr>
+      <w:r>
+        <w:rPr>
+          <w:b/>
+          <w:bCs/>
+          <w:sz w:val="20"/>
+          <w:szCs w:val="20"/>
+        </w:rPr>
+        <w:t xml:space="preserve">Track record (Coffee Can persistence check): </w:t>
+      </w:r>
+      <w:r>
+        <w:rPr>
+          <w:sz w:val="20"/>
+          <w:szCs w:val="20"/>
+        </w:rPr>
+        <w:t xml:space="preserve">cleared revenue growth ≥10% AND ROCE ≥15% in 7 of the last 8 years (consistency_score 88)</w:t>
+      </w:r>
+    </w:p>
+    <w:p>
+      <w:pPr>
+        <w:spacing w:after="120"/>
+      </w:pPr>
+      <w:r>
+        <w:rPr>
+          <w:color w:val="666666"/>
+          <w:sz w:val="18"/>
+          <w:szCs w:val="18"/>
+        </w:rPr>
+        <w:t xml:space="preserve">Per screener.in consolidated (FY19-FY26): every year except FY25 cleared both &gt;=10% revenue growth and &gt;=15% ROCE. FY19-FY24 ran ROCE 18-24% on 14-51% revenue growth; FY25 dipped to +11% revenue / ROCE 14% on the EV-demand air-pocket; FY26 recovered to +25.5% revenue with ROCE ~17-18%. A genuine Coffee-Can-grade consistency record.</w:t>
+      </w:r>
+    </w:p>
+    <w:p>
+      <w:pPr>
+        <w:pStyle w:val="Heading1"/>
+        <w:spacing w:after="120" w:before="280"/>
+      </w:pPr>
+      <w:r>
         <w:t xml:space="preserve">Technical Read (Weekly / Monthly MACD + Bollinger Bands, or RSI/CCI/Williams %R proxy)</w:t>
       </w:r>
     </w:p>
@@ -590,6 +1208,34 @@
           <w:szCs w:val="24"/>
         </w:rPr>
         <w:t xml:space="preserve">neither</w:t>
+      </w:r>
+    </w:p>
+    <w:p>
+      <w:pPr>
+        <w:spacing w:after="120"/>
+      </w:pPr>
+      <w:r>
+        <w:rPr>
+          <w:color w:val="666666"/>
+          <w:sz w:val="20"/>
+          <w:szCs w:val="20"/>
+        </w:rPr>
+        <w:t xml:space="preserve">4-box gate — tailwind: yes · TAM: no · moat: yes · valuation: no  (score 2 / 4)</w:t>
+      </w:r>
+    </w:p>
+    <w:p>
+      <w:pPr>
+        <w:spacing w:after="120"/>
+      </w:pPr>
+      <w:r>
+        <w:rPr>
+          <w:i/>
+          <w:iCs/>
+          <w:color w:val="666666"/>
+          <w:sz w:val="20"/>
+          <w:szCs w:val="20"/>
+        </w:rPr>
+        <w:t xml:space="preserve">EV content-per-vehicle growth + railway/robotics diversification is real structural tailwind; explicit size math (~Rs51,000cr, P/E~50) rules out tam; validated rare-earth-free ferrite motor is a genuine tech moat; even after de-rating from 70-90x, ~45-55x P/E after an 82% 1yr run leaves no valuation room. Many announced collaborations remain MoUs not orders — separate execution flag.</w:t>
       </w:r>
     </w:p>
     <w:p>
